--- a/Michael_Chuang_CV_Saatchi_Health_ACD_Art.docx
+++ b/Michael_Chuang_CV_Saatchi_Health_ACD_Art.docx
@@ -349,6 +349,14 @@
       </w:r>
       <w:r>
         <w:t>, making assignments across Digital Marketing, Originals Marketing, PR, and International teams, and conducting annual performance reviews that directly influenced annual bonuses.</w:t>
+      </w:r>
+    </w:p>
+    <w:p>
+      <w:pPr>
+        <w:pStyle w:val="ListBullet"/>
+      </w:pPr>
+      <w:r>
+        <w:t>Played a key role in hiring and selecting candidates for positions on the STARZ Interactive team.</w:t>
       </w:r>
     </w:p>
     <w:p>
